--- a/testakten/sanierungsgewinn-insolvenzplan-grossbach-druckguss-erfurt-2026/10_finanzamt_erfurt_zwischenstand_und_verbindliche_auskunft_89_ao.docx
+++ b/testakten/sanierungsgewinn-insolvenzplan-grossbach-druckguss-erfurt-2026/10_finanzamt_erfurt_zwischenstand_und_verbindliche_auskunft_89_ao.docx
@@ -5,10 +5,13 @@
     <w:p>
       <w:pPr>
         <w:pStyle w:val="Heading1"/>
+        <w:spacing w:after="160" w:line="259" w:lineRule="auto"/>
       </w:pPr>
       <w:r>
         <w:rPr>
           <w:rFonts w:ascii="Times New Roman" w:hAnsi="Times New Roman"/>
+          <w:b/>
+          <w:sz w:val="28"/>
         </w:rPr>
         <w:t>10 Finanzamt Erfurt — Zwischenstand und Antrag verbindliche Auskunft § 89 AO</w:t>
       </w:r>
@@ -16,16 +19,20 @@
     <w:p>
       <w:pPr>
         <w:pStyle w:val="Heading2"/>
+        <w:spacing w:before="120" w:after="60" w:line="259" w:lineRule="auto"/>
       </w:pPr>
       <w:r>
         <w:rPr>
           <w:rFonts w:ascii="Times New Roman" w:hAnsi="Times New Roman"/>
+          <w:b/>
+          <w:sz w:val="22"/>
         </w:rPr>
         <w:t>A. Antrag verbindliche Auskunft § 89 AO</w:t>
       </w:r>
     </w:p>
     <w:p>
       <w:pPr>
+        <w:spacing w:line="259" w:lineRule="auto" w:after="60"/>
         <w:jc w:val="left"/>
       </w:pPr>
       <w:r>
@@ -40,64 +47,105 @@
     </w:p>
     <w:p>
       <w:pPr>
+        <w:spacing w:before="120" w:after="60" w:line="259" w:lineRule="auto"/>
         <w:jc w:val="left"/>
       </w:pPr>
       <w:r>
         <w:rPr>
+          <w:rFonts w:ascii="Times New Roman" w:hAnsi="Times New Roman"/>
           <w:b/>
+          <w:sz w:val="22"/>
         </w:rPr>
         <w:t>Empfänger:</w:t>
       </w:r>
       <w:r>
+        <w:rPr>
+          <w:rFonts w:ascii="Times New Roman" w:hAnsi="Times New Roman"/>
+          <w:b/>
+          <w:sz w:val="22"/>
+        </w:rPr>
         <w:t xml:space="preserve"> Finanzamt Erfurt, Bahnhofstrasse 4, 99084 Erfurt</w:t>
       </w:r>
     </w:p>
     <w:p>
       <w:pPr>
+        <w:spacing w:before="120" w:after="60" w:line="259" w:lineRule="auto"/>
         <w:jc w:val="left"/>
       </w:pPr>
       <w:r>
         <w:rPr>
-          <w:b/>
+          <w:rFonts w:ascii="Times New Roman" w:hAnsi="Times New Roman"/>
+          <w:b w:val="0"/>
+          <w:i w:val="0"/>
+          <w:sz w:val="22"/>
         </w:rPr>
         <w:t>Datum:</w:t>
       </w:r>
       <w:r>
+        <w:rPr>
+          <w:rFonts w:ascii="Times New Roman" w:hAnsi="Times New Roman"/>
+          <w:b w:val="0"/>
+          <w:i w:val="0"/>
+          <w:sz w:val="22"/>
+        </w:rPr>
         <w:t xml:space="preserve"> 03.03.2026</w:t>
       </w:r>
     </w:p>
     <w:p>
       <w:pPr>
+        <w:spacing w:before="120" w:after="60" w:line="259" w:lineRule="auto"/>
         <w:jc w:val="left"/>
       </w:pPr>
       <w:r>
         <w:rPr>
+          <w:rFonts w:ascii="Times New Roman" w:hAnsi="Times New Roman"/>
           <w:b/>
+          <w:sz w:val="22"/>
         </w:rPr>
         <w:t>StNr.:</w:t>
       </w:r>
       <w:r>
+        <w:rPr>
+          <w:rFonts w:ascii="Times New Roman" w:hAnsi="Times New Roman"/>
+          <w:b/>
+          <w:sz w:val="22"/>
+        </w:rPr>
         <w:t xml:space="preserve"> 156/120/82736</w:t>
       </w:r>
     </w:p>
     <w:p>
       <w:pPr>
+        <w:spacing w:before="120" w:after="60" w:line="259" w:lineRule="auto"/>
         <w:jc w:val="left"/>
       </w:pPr>
       <w:r>
         <w:rPr>
-          <w:b/>
+          <w:rFonts w:ascii="Times New Roman" w:hAnsi="Times New Roman"/>
+          <w:b w:val="0"/>
+          <w:i w:val="0"/>
+          <w:sz w:val="22"/>
         </w:rPr>
         <w:t>Aktenzeichen Vorgang:</w:t>
       </w:r>
       <w:r>
+        <w:rPr>
+          <w:rFonts w:ascii="Times New Roman" w:hAnsi="Times New Roman"/>
+          <w:b w:val="0"/>
+          <w:i w:val="0"/>
+          <w:sz w:val="22"/>
+        </w:rPr>
         <w:t xml:space="preserve"> Sanierung 2026/188</w:t>
       </w:r>
     </w:p>
-    <w:p/>
+    <w:p>
+      <w:pPr>
+        <w:spacing w:line="259" w:lineRule="auto" w:after="60"/>
+      </w:pPr>
+    </w:p>
     <w:p>
       <w:pPr>
         <w:pStyle w:val="Heading3"/>
+        <w:spacing w:line="259" w:lineRule="auto" w:after="60"/>
       </w:pPr>
       <w:r>
         <w:rPr>
@@ -108,6 +156,7 @@
     </w:p>
     <w:p>
       <w:pPr>
+        <w:spacing w:line="259" w:lineRule="auto" w:after="60"/>
         <w:jc w:val="left"/>
       </w:pPr>
       <w:r>
@@ -116,6 +165,7 @@
     </w:p>
     <w:p>
       <w:pPr>
+        <w:spacing w:line="259" w:lineRule="auto" w:after="60"/>
         <w:jc w:val="left"/>
       </w:pPr>
       <w:r>
@@ -127,6 +177,7 @@
     </w:p>
     <w:p>
       <w:pPr>
+        <w:spacing w:line="259" w:lineRule="auto" w:after="60"/>
         <w:jc w:val="left"/>
       </w:pPr>
       <w:r>
@@ -136,6 +187,7 @@
     <w:p>
       <w:pPr>
         <w:pStyle w:val="Heading3"/>
+        <w:spacing w:line="259" w:lineRule="auto" w:after="60"/>
       </w:pPr>
       <w:r>
         <w:rPr>
@@ -146,6 +198,7 @@
     </w:p>
     <w:p>
       <w:pPr>
+        <w:spacing w:line="259" w:lineRule="auto" w:after="60"/>
         <w:jc w:val="left"/>
       </w:pPr>
       <w:r>
@@ -155,6 +208,7 @@
     <w:p>
       <w:pPr>
         <w:pStyle w:val="Heading3"/>
+        <w:spacing w:line="259" w:lineRule="auto" w:after="60"/>
       </w:pPr>
       <w:r>
         <w:rPr>
@@ -165,6 +219,7 @@
     </w:p>
     <w:p>
       <w:pPr>
+        <w:spacing w:line="259" w:lineRule="auto" w:after="60"/>
         <w:jc w:val="left"/>
       </w:pPr>
       <w:r>
@@ -173,6 +228,7 @@
     </w:p>
     <w:p>
       <w:pPr>
+        <w:spacing w:line="259" w:lineRule="auto" w:after="60"/>
         <w:jc w:val="left"/>
       </w:pPr>
       <w:r>
@@ -197,6 +253,7 @@
     <w:p>
       <w:pPr>
         <w:pStyle w:val="ListBullet"/>
+        <w:spacing w:line="259" w:lineRule="auto" w:after="60"/>
       </w:pPr>
       <w:r>
         <w:t>Sanierungsbedürftigkeit (durch Schutzschirmverfahren AG Erfurt 60 IN 188/26)</w:t>
@@ -205,6 +262,7 @@
     <w:p>
       <w:pPr>
         <w:pStyle w:val="ListBullet"/>
+        <w:spacing w:line="259" w:lineRule="auto" w:after="60"/>
       </w:pPr>
       <w:r>
         <w:t>Sanierungsfähigkeit (IDW S6-Konzept Buchner &amp; Voltz v. 25.01.2026)</w:t>
@@ -213,6 +271,7 @@
     <w:p>
       <w:pPr>
         <w:pStyle w:val="ListBullet"/>
+        <w:spacing w:line="259" w:lineRule="auto" w:after="60"/>
       </w:pPr>
       <w:r>
         <w:t>Sanierungseignung (Plan-Eckpunkte mit Forderungsverzicht 38 Mio EUR, Investor LR Industrial 6 Mio EUR, Pivot Solar)</w:t>
@@ -221,6 +280,7 @@
     <w:p>
       <w:pPr>
         <w:pStyle w:val="ListBullet"/>
+        <w:spacing w:line="259" w:lineRule="auto" w:after="60"/>
       </w:pPr>
       <w:r>
         <w:t>Sanierungsabsicht der Gläubiger (Gläubigerausschuss-Protokoll v. 25.02.2026)</w:t>
@@ -228,6 +288,7 @@
     </w:p>
     <w:p>
       <w:pPr>
+        <w:spacing w:line="259" w:lineRule="auto" w:after="60"/>
         <w:jc w:val="left"/>
       </w:pPr>
       <w:r>
@@ -251,6 +312,7 @@
     </w:p>
     <w:p>
       <w:pPr>
+        <w:spacing w:line="259" w:lineRule="auto" w:after="60"/>
         <w:jc w:val="left"/>
       </w:pPr>
       <w:r>
@@ -274,6 +336,7 @@
     </w:p>
     <w:p>
       <w:pPr>
+        <w:spacing w:line="259" w:lineRule="auto" w:after="60"/>
         <w:jc w:val="left"/>
       </w:pPr>
       <w:r>
@@ -288,6 +351,7 @@
     </w:p>
     <w:p>
       <w:pPr>
+        <w:spacing w:line="259" w:lineRule="auto" w:after="60"/>
         <w:jc w:val="left"/>
       </w:pPr>
       <w:r>
@@ -321,6 +385,7 @@
     <w:p>
       <w:pPr>
         <w:pStyle w:val="Heading3"/>
+        <w:spacing w:line="259" w:lineRule="auto" w:after="60"/>
       </w:pPr>
       <w:r>
         <w:rPr>
@@ -331,6 +396,7 @@
     </w:p>
     <w:p>
       <w:pPr>
+        <w:spacing w:line="259" w:lineRule="auto" w:after="60"/>
         <w:jc w:val="left"/>
       </w:pPr>
       <w:r>
@@ -340,6 +406,7 @@
     <w:p>
       <w:pPr>
         <w:pStyle w:val="Heading3"/>
+        <w:spacing w:line="259" w:lineRule="auto" w:after="60"/>
       </w:pPr>
       <w:r>
         <w:rPr>
@@ -633,6 +700,7 @@
     </w:tbl>
     <w:p>
       <w:pPr>
+        <w:spacing w:line="259" w:lineRule="auto" w:after="60"/>
         <w:jc w:val="left"/>
       </w:pPr>
       <w:r>
@@ -641,16 +709,22 @@
     </w:p>
     <w:p>
       <w:pPr>
+        <w:spacing w:line="259" w:lineRule="auto" w:after="60"/>
         <w:jc w:val="left"/>
       </w:pPr>
       <w:r>
         <w:t>StB Dr. Thorsten Engelmeier | StB Magdalena Voltz</w:t>
       </w:r>
     </w:p>
-    <w:p/>
+    <w:p>
+      <w:pPr>
+        <w:spacing w:line="259" w:lineRule="auto" w:after="60"/>
+      </w:pPr>
+    </w:p>
     <w:p>
       <w:pPr>
         <w:pStyle w:val="Heading2"/>
+        <w:spacing w:line="259" w:lineRule="auto" w:after="60"/>
       </w:pPr>
       <w:r>
         <w:rPr>
@@ -661,6 +735,7 @@
     </w:p>
     <w:p>
       <w:pPr>
+        <w:spacing w:line="259" w:lineRule="auto" w:after="60"/>
         <w:jc w:val="left"/>
       </w:pPr>
       <w:r>
@@ -675,6 +750,7 @@
     </w:p>
     <w:p>
       <w:pPr>
+        <w:spacing w:line="259" w:lineRule="auto" w:after="60"/>
         <w:jc w:val="left"/>
       </w:pPr>
       <w:r>
@@ -689,6 +765,7 @@
     </w:p>
     <w:p>
       <w:pPr>
+        <w:spacing w:line="259" w:lineRule="auto" w:after="60"/>
         <w:jc w:val="left"/>
       </w:pPr>
       <w:r>
@@ -703,6 +780,7 @@
     </w:p>
     <w:p>
       <w:pPr>
+        <w:spacing w:line="259" w:lineRule="auto" w:after="60"/>
         <w:jc w:val="left"/>
       </w:pPr>
       <w:r>
@@ -715,10 +793,15 @@
         <w:t xml:space="preserve"> Ihr Antrag auf verbindliche Auskunft v. 03.03.2026, Vorgang Sanierung 2026/188</w:t>
       </w:r>
     </w:p>
-    <w:p/>
+    <w:p>
+      <w:pPr>
+        <w:spacing w:line="259" w:lineRule="auto" w:after="60"/>
+      </w:pPr>
+    </w:p>
     <w:p>
       <w:pPr>
         <w:pStyle w:val="Heading3"/>
+        <w:spacing w:line="259" w:lineRule="auto" w:after="60"/>
       </w:pPr>
       <w:r>
         <w:rPr>
@@ -729,6 +812,7 @@
     </w:p>
     <w:p>
       <w:pPr>
+        <w:spacing w:line="259" w:lineRule="auto" w:after="60"/>
         <w:jc w:val="left"/>
       </w:pPr>
       <w:r>
@@ -738,6 +822,7 @@
     <w:p>
       <w:pPr>
         <w:pStyle w:val="ListNumber"/>
+        <w:spacing w:line="259" w:lineRule="auto" w:after="60"/>
       </w:pPr>
       <w:r>
         <w:t>Die Pruefung der Voraussetzungen einer unternehmensbezogenen Sanierung i.S.v. § 3a Abs. 2 EStG ist noch nicht abgeschlossen. Die in Anlage 4 vorgelegten Plan-Eckpunkte und das IDW S6-Konzept werden zustimmend gewürdigt.</w:t>
@@ -746,6 +831,7 @@
     <w:p>
       <w:pPr>
         <w:pStyle w:val="ListNumber"/>
+        <w:spacing w:line="259" w:lineRule="auto" w:after="60"/>
       </w:pPr>
       <w:r>
         <w:rPr>
@@ -760,6 +846,7 @@
     <w:p>
       <w:pPr>
         <w:pStyle w:val="ListNumber"/>
+        <w:spacing w:line="259" w:lineRule="auto" w:after="60"/>
       </w:pPr>
       <w:r>
         <w:rPr>
@@ -774,6 +861,7 @@
     <w:p>
       <w:pPr>
         <w:pStyle w:val="ListNumber"/>
+        <w:spacing w:line="259" w:lineRule="auto" w:after="60"/>
       </w:pPr>
       <w:r>
         <w:rPr>
@@ -787,6 +875,7 @@
     </w:p>
     <w:p>
       <w:pPr>
+        <w:spacing w:line="259" w:lineRule="auto" w:after="60"/>
         <w:jc w:val="left"/>
       </w:pPr>
       <w:r>
@@ -796,6 +885,7 @@
     <w:p>
       <w:pPr>
         <w:pStyle w:val="ListNumber"/>
+        <w:spacing w:line="259" w:lineRule="auto" w:after="60"/>
       </w:pPr>
       <w:r>
         <w:rPr>
@@ -810,6 +900,7 @@
     <w:p>
       <w:pPr>
         <w:pStyle w:val="ListNumber"/>
+        <w:spacing w:line="259" w:lineRule="auto" w:after="60"/>
       </w:pPr>
       <w:r>
         <w:rPr>
@@ -832,6 +923,7 @@
     </w:p>
     <w:p>
       <w:pPr>
+        <w:spacing w:line="259" w:lineRule="auto" w:after="60"/>
         <w:jc w:val="left"/>
       </w:pPr>
       <w:r>
@@ -840,6 +932,7 @@
     </w:p>
     <w:p>
       <w:pPr>
+        <w:spacing w:line="259" w:lineRule="auto" w:after="60"/>
         <w:jc w:val="left"/>
       </w:pPr>
       <w:r>
@@ -848,6 +941,7 @@
     </w:p>
     <w:p>
       <w:pPr>
+        <w:spacing w:line="259" w:lineRule="auto" w:after="60"/>
         <w:jc w:val="left"/>
       </w:pPr>
       <w:r>
@@ -856,16 +950,22 @@
     </w:p>
     <w:p>
       <w:pPr>
+        <w:spacing w:line="259" w:lineRule="auto" w:after="60"/>
         <w:jc w:val="left"/>
       </w:pPr>
       <w:r>
         <w:t>Sachgebietsleiter, Finanzamt Erfurt</w:t>
       </w:r>
     </w:p>
-    <w:p/>
+    <w:p>
+      <w:pPr>
+        <w:spacing w:line="259" w:lineRule="auto" w:after="60"/>
+      </w:pPr>
+    </w:p>
     <w:p>
       <w:pPr>
         <w:pStyle w:val="Heading2"/>
+        <w:spacing w:line="259" w:lineRule="auto" w:after="60"/>
       </w:pPr>
       <w:r>
         <w:rPr>
@@ -876,6 +976,7 @@
     </w:p>
     <w:p>
       <w:pPr>
+        <w:spacing w:line="259" w:lineRule="auto" w:after="60"/>
         <w:jc w:val="left"/>
       </w:pPr>
       <w:r>
@@ -1094,6 +1195,7 @@
     </w:tbl>
     <w:p>
       <w:pPr>
+        <w:spacing w:line="259" w:lineRule="auto" w:after="60"/>
         <w:jc w:val="left"/>
       </w:pPr>
       <w:r>
@@ -1108,6 +1210,7 @@
     </w:p>
     <w:p>
       <w:pPr>
+        <w:spacing w:line="259" w:lineRule="auto" w:after="60"/>
         <w:jc w:val="left"/>
       </w:pPr>
       <w:r>
@@ -1130,13 +1233,58 @@
       </w:r>
     </w:p>
     <w:sectPr>
+      <w:headerReference w:type="default" r:id="rId9"/>
+      <w:footerReference w:type="default" r:id="rId10"/>
       <w:pgSz w:w="11906" w:h="16838"/>
-      <w:pgMar w:top="1417" w:right="1417" w:bottom="1417" w:left="1417" w:header="720" w:footer="720" w:gutter="0"/>
+      <w:pgMar w:top="1191" w:right="1247" w:bottom="1134" w:left="1361" w:header="720" w:footer="720" w:gutter="0"/>
       <w:cols w:space="720"/>
       <w:docGrid w:linePitch="360"/>
     </w:sectPr>
   </w:body>
 </w:document>
+</file>
+
+<file path=word/footer1.xml><?xml version="1.0" encoding="utf-8"?>
+<w:ftr xmlns:m="http://schemas.openxmlformats.org/officeDocument/2006/math" xmlns:mc="http://schemas.openxmlformats.org/markup-compatibility/2006" xmlns:mo="http://schemas.microsoft.com/office/mac/office/2008/main" xmlns:mv="urn:schemas-microsoft-com:mac:vml" xmlns:o="urn:schemas-microsoft-com:office:office" xmlns:r="http://schemas.openxmlformats.org/officeDocument/2006/relationships" xmlns:v="urn:schemas-microsoft-com:vml" xmlns:w10="urn:schemas-microsoft-com:office:word" xmlns:w14="http://schemas.microsoft.com/office/word/2010/wordml" xmlns:w="http://schemas.openxmlformats.org/wordprocessingml/2006/main" xmlns:wne="http://schemas.microsoft.com/office/word/2006/wordml" xmlns:wp14="http://schemas.microsoft.com/office/word/2010/wordprocessingDrawing" xmlns:wp="http://schemas.openxmlformats.org/drawingml/2006/wordprocessingDrawing" xmlns:wpc="http://schemas.microsoft.com/office/word/2010/wordprocessingCanvas" xmlns:wpg="http://schemas.microsoft.com/office/word/2010/wordprocessingGroup" xmlns:wpi="http://schemas.microsoft.com/office/word/2010/wordprocessingInk" xmlns:wps="http://schemas.microsoft.com/office/word/2010/wordprocessingShape" mc:Ignorable="w14 wp14">
+  <w:p>
+    <w:pPr>
+      <w:pStyle w:val="Footer"/>
+      <w:jc w:val="left"/>
+    </w:pPr>
+    <w:r/>
+    <w:r>
+      <w:rPr>
+        <w:rFonts w:ascii="Times New Roman" w:hAnsi="Times New Roman"/>
+        <w:b w:val="0"/>
+        <w:color w:val="777777"/>
+        <w:sz w:val="17"/>
+      </w:rPr>
+      <w:t>Vertraulich | Bearbeitungsstand Juli 2026 | nur zur Aktenbearbeitung</w:t>
+    </w:r>
+  </w:p>
+</w:ftr>
+</file>
+
+<file path=word/header1.xml><?xml version="1.0" encoding="utf-8"?>
+<w:hdr xmlns:m="http://schemas.openxmlformats.org/officeDocument/2006/math" xmlns:mc="http://schemas.openxmlformats.org/markup-compatibility/2006" xmlns:mo="http://schemas.microsoft.com/office/mac/office/2008/main" xmlns:mv="urn:schemas-microsoft-com:mac:vml" xmlns:o="urn:schemas-microsoft-com:office:office" xmlns:r="http://schemas.openxmlformats.org/officeDocument/2006/relationships" xmlns:v="urn:schemas-microsoft-com:vml" xmlns:w10="urn:schemas-microsoft-com:office:word" xmlns:w14="http://schemas.microsoft.com/office/word/2010/wordml" xmlns:w="http://schemas.openxmlformats.org/wordprocessingml/2006/main" xmlns:wne="http://schemas.microsoft.com/office/word/2006/wordml" xmlns:wp14="http://schemas.microsoft.com/office/word/2010/wordprocessingDrawing" xmlns:wp="http://schemas.openxmlformats.org/drawingml/2006/wordprocessingDrawing" xmlns:wpc="http://schemas.microsoft.com/office/word/2010/wordprocessingCanvas" xmlns:wpg="http://schemas.microsoft.com/office/word/2010/wordprocessingGroup" xmlns:wpi="http://schemas.microsoft.com/office/word/2010/wordprocessingInk" xmlns:wps="http://schemas.microsoft.com/office/word/2010/wordprocessingShape" mc:Ignorable="w14 wp14">
+  <w:p>
+    <w:pPr>
+      <w:pStyle w:val="Header"/>
+      <w:jc w:val="left"/>
+    </w:pPr>
+    <w:r/>
+    <w:r>
+      <w:rPr>
+        <w:rFonts w:ascii="Times New Roman" w:hAnsi="Times New Roman"/>
+        <w:b w:val="0"/>
+        <w:i w:val="0"/>
+        <w:color w:val="666666"/>
+        <w:sz w:val="17"/>
+      </w:rPr>
+      <w:t>Lindenhof und Partner mbB | Insolvenz- und Restrukturierungsakte | Bearbeitungsstand Juli 2026</w:t>
+    </w:r>
+  </w:p>
+</w:hdr>
 </file>
 
 <file path=word/numbering.xml><?xml version="1.0" encoding="utf-8"?>
@@ -1853,11 +2001,12 @@
       <w:contextualSpacing/>
     </w:pPr>
     <w:rPr>
-      <w:rFonts w:asciiTheme="majorHAnsi" w:eastAsiaTheme="majorEastAsia" w:hAnsiTheme="majorHAnsi" w:cstheme="majorBidi"/>
+      <w:rFonts w:asciiTheme="majorHAnsi" w:eastAsiaTheme="majorEastAsia" w:hAnsiTheme="majorHAnsi" w:cstheme="majorBidi" w:ascii="Times New Roman" w:hAnsi="Times New Roman"/>
+      <w:b/>
       <w:color w:val="17365D" w:themeColor="text2" w:themeShade="BF"/>
       <w:spacing w:val="5"/>
       <w:kern w:val="28"/>
-      <w:sz w:val="52"/>
+      <w:sz w:val="30"/>
       <w:szCs w:val="52"/>
     </w:rPr>
   </w:style>
